--- a/01-提交文档/08-3-李怡宁个人工作总结.docx
+++ b/01-提交文档/08-3-李怡宁个人工作总结.docx
@@ -50,6 +50,12 @@
       </w:r>
       <w:r>
         <w:t xml:space="preserve">   职责：教师端与教务管理</w:t>
+      </w:r>
+      <w:r>
+        <w:rPr>
+          <w:sz w:val="18"/>
+        </w:rPr>
+        <w:t xml:space="preserve">    贡献比例：20%</w:t>
       </w:r>
     </w:p>
     <w:p>
